--- a/tillsyn/A 652-2025 tillsynsbegäran.docx
+++ b/tillsyn/A 652-2025 tillsynsbegäran.docx
@@ -534,7 +534,7 @@
     <w:r>
       <w:tab/>
       <w:tab/>
-      <w:t>2026-06-18</w:t>
+      <w:t>2026-06-19</w:t>
       <w:br/>
       <w:br/>
     </w:r>

--- a/tillsyn/A 652-2025 tillsynsbegäran.docx
+++ b/tillsyn/A 652-2025 tillsynsbegäran.docx
@@ -534,7 +534,7 @@
     <w:r>
       <w:tab/>
       <w:tab/>
-      <w:t>2026-06-19</w:t>
+      <w:t>2026-06-20</w:t>
       <w:br/>
       <w:br/>
     </w:r>

--- a/tillsyn/A 652-2025 tillsynsbegäran.docx
+++ b/tillsyn/A 652-2025 tillsynsbegäran.docx
@@ -12,10 +12,7 @@
     </w:p>
     <w:p>
       <w:r>
-        <w:t>Detta dokument behandlar höga naturvärden i avverkningsanmälan A 652-2025 i Norrtälje kommun som inkom 2025-01-07 och omfattar 2,5 ha.</w:t>
-      </w:r>
-      <w:r>
-        <w:t xml:space="preserve"> I Figur 1 visas fyndplatser för naturvårdsarter i området, som finns registrerade på Artportalen.</w:t>
+        <w:t>Denna tillsynsbegäran behandlar höga naturvärden i avverkningsanmälan A 652-2025 i Norrtälje kommun som inkom 2025-01-07 och omfattar 2,5 ha.</w:t>
       </w:r>
     </w:p>
     <w:p>
@@ -63,7 +60,20 @@
         <w:spacing w:after="240"/>
       </w:pPr>
       <w:r>
-        <w:t>Figur 1. Fyndplatser för naturvårdsarter inom 17 meter från avverkningsanmälan (röd linje). Inom parentes anges rödlistekategorier, S för signalarter, Tför typiska arter och fridlysningsparagrafer i artskyddsförordningen.Markörer utan svart kant är placerade på fyndplatsen. Markörer med svart kant är placerade vid sidan av fyndplatsen och har ett svart streck som visar fyndplatsens exakta position. Kartans mittpunktskoordinat är N 6626967, E 681707 i SWEREF 99 TM.</w:t>
+        <w:t>Figur 1. Fyndplatser för naturvårdsarter inom 17 meter från avverkningsanmälan. Markörer utan svart kant är placerade på fyndplatsen. Markörer med svart kant är placerade vid sidan av fyndplatsen har ett svart streck som visar fyndplatsens exakta position. Kartans mittpunktskoordinat är N 6626967, E 681707 i SWEREF 99 TM.</w:t>
+      </w:r>
+    </w:p>
+    <w:p>
+      <w:r>
+        <w:t>Inom 17 meter från avverkningsanmälan finns fynd av 5 naturvårdsarter, varav 2 är rödlistade och 5 är fridlysta: fransfladdermus (NT, §4a), nordfladdermus (NT, §4a), dvärgpipistrell (§4a), större brunfladdermus (§4a) och vattenfladdermus (§4a). Se Figur 1.</w:t>
+      </w:r>
+    </w:p>
+    <w:p>
+      <w:pPr>
+        <w:pStyle w:val="Heading1"/>
+      </w:pPr>
+      <w:r>
+        <w:t>Tillsynsbegäran</w:t>
       </w:r>
     </w:p>
     <w:p>
@@ -77,50 +87,16 @@
       </w:r>
     </w:p>
     <w:p>
-      <w:r>
-        <w:t>Nedan beskrivs fynd av naturvårdsarter och fridlysta arter som gjorts i det avverkningsanmälda området. I BILAGA 1 finns artfakta om fridlysta arter.</w:t>
-      </w:r>
-    </w:p>
-    <w:p>
       <w:pPr>
         <w:pStyle w:val="Heading1"/>
       </w:pPr>
       <w:r>
-        <w:t>Naturvårdsarter</w:t>
+        <w:t>Naturvårdsarter och fridlysta arter</w:t>
       </w:r>
     </w:p>
     <w:p>
       <w:r>
-        <w:t>Inom 17 meter från avverkningsanmälan har följande 5 naturvårdsarter hittats: fransfladdermus (NT, §4a), nordfladdermus (NT, §4a), dvärgpipistrell (§4a), större brunfladdermus (§4a) och vattenfladdermus (§4a). Av dessa är 2 rödlistade. För rödlistade arter har rödlistekategorin angivits inom parentes. För fridlysta arter anges även paragrafen i Artskyddsförordningen som arten är fridlyst enligt.</w:t>
-      </w:r>
-    </w:p>
-    <w:p>
-      <w:r>
-        <w:t>De påträffade naturvårdsarterna är ett tydligt kvitto på att det rör sig om en skog med höga naturvärden.</w:t>
-      </w:r>
-    </w:p>
-    <w:p>
-      <w:pPr>
-        <w:pStyle w:val="Heading2"/>
-      </w:pPr>
-      <w:r>
-        <w:t>Fridlysta arter</w:t>
-      </w:r>
-    </w:p>
-    <w:p>
-      <w:r>
-        <w:t>Följande fridlysta arter har sina livsmiljöer och växtplatser i den avverkningsanmälda skogen: fransfladdermus (NT, §4a), nordfladdermus (NT, §4a), dvärgpipistrell (§4a), större brunfladdermus (§4a) och vattenfladdermus (§4a).</w:t>
-      </w:r>
-    </w:p>
-    <w:p>
-      <w:r>
-        <w:rPr>
-          <w:b/>
-        </w:rPr>
-        <w:t>Dvärgpipistrell (§4a)</w:t>
-      </w:r>
-      <w:r>
-        <w:t xml:space="preserve"> omfattas av bilaga 4 EU:s art- och habitatdirektiv vilket innebär ett strikt skydd där arten och dess livsmiljöer ska bevaras. Arten förekommer i alla typer av glesare skogar men föredrar framförallt lövskog. Den födosöker inne bland träden och man hittar den i trädbärande beteshagar, i kantzoner mellan skog och odlingsmark, i närheten av vatten och i bymiljöer. Den undviker stora sammanhängande öppna miljöer såsom åkrar och hyggen. Skogsbruksåtgärder som leder till minskad förekomst av äldre, gles skog och då särskilt tillgång på hålträd och träd med löst sittande bark kan leda till brist på koloniplatser och viloplatser (SLU Artdatabanken, 2024; Skogsstyrelsen, 2016).</w:t>
+        <w:t>Nedan följer beskrivningar av de naturvårdsarter och fridlysta arter som har sina livsmiljöer och växtplatser i den avverkningsanmälda skogen. Se även ytterligare artfakta i BILAGA 1. De påträffade naturvårdsarterna är ett tydligt kvitto på att det rör sig om en skog med höga naturvärden.</w:t>
       </w:r>
     </w:p>
     <w:p>
@@ -168,6 +144,17 @@
         <w:rPr>
           <w:b/>
         </w:rPr>
+        <w:t>Dvärgpipistrell (§4a)</w:t>
+      </w:r>
+      <w:r>
+        <w:t xml:space="preserve"> omfattas av bilaga 4 EU:s art- och habitatdirektiv vilket innebär ett strikt skydd där arten och dess livsmiljöer ska bevaras. Arten förekommer i alla typer av glesare skogar men föredrar framförallt lövskog. Den födosöker inne bland träden och man hittar den i trädbärande beteshagar, i kantzoner mellan skog och odlingsmark, i närheten av vatten och i bymiljöer. Den undviker stora sammanhängande öppna miljöer såsom åkrar och hyggen. Skogsbruksåtgärder som leder till minskad förekomst av äldre, gles skog och då särskilt tillgång på hålträd och träd med löst sittande bark kan leda till brist på koloniplatser och viloplatser (SLU Artdatabanken, 2024; Skogsstyrelsen, 2016).</w:t>
+      </w:r>
+    </w:p>
+    <w:p>
+      <w:r>
+        <w:rPr>
+          <w:b/>
+        </w:rPr>
         <w:t>Större brunfladdermus (§4a)</w:t>
       </w:r>
       <w:r>
@@ -205,11 +192,6 @@
     </w:p>
     <w:p>
       <w:r>
-        <w:t>I BILAGA 1 finns mer detaljerad information om ekologi samt krav på livsmiljö hos fridlysta arter.</w:t>
-      </w:r>
-    </w:p>
-    <w:p>
-      <w:r>
         <w:br w:type="page"/>
       </w:r>
     </w:p>
@@ -219,60 +201,6 @@
       </w:pPr>
       <w:r>
         <w:t>BILAGA 1 – Fridlysta arter</w:t>
-      </w:r>
-    </w:p>
-    <w:p>
-      <w:pPr>
-        <w:pStyle w:val="Heading1"/>
-      </w:pPr>
-      <w:r>
-        <w:t>Dvärgpipistrell – ekologi samt krav på livsmiljön</w:t>
-      </w:r>
-    </w:p>
-    <w:p>
-      <w:r>
-        <w:t>Dvärgpipistrell (§4a) omfattas av bilaga 4 EU:s art- och habitatdirektiv vilket innebär ett strikt skydd för arten och dess livsmiljöer. Arten förekommer i alla typer av glesare skogar men föredrar framförallt lövskog. Den födosöker inne bland träden och man hittar den i trädbärande beteshagar, i kantzoner mellan skog och odlingsmark, i närheten av vatten och i bymiljöer. Den undviker stora sammanhängande öppna miljöer såsom åkrar och hyggen. Skogsbruksåtgärder som leder till minskad förekomst av äldre, gles skog och då särskilt tillgång på hålträd och träd med löst sittande bark kan leda till brist på koloniplatser och viloplatser (SLU Artdatabanken, 2024; Skogsstyrelsen, 2016).</w:t>
-      </w:r>
-    </w:p>
-    <w:p>
-      <w:r>
-        <w:t>Fladdermöss är beroende av hänsyn på landskapsnivå och det är viktigt att alla typer av vatten och våtmarker samt fuktiga skogspartier återställs och bevaras. Sväm- och sumpskog ska alltid sparas, och äldre lövmiljöer bör alltid sparas för födosök, koloniplatser och viloplatser. Utöver kantzoner mot vatten och våtmarker bör tillräckligt breda skyddszoner av uppväxt skog sparas för att skapa och bevara vindskyddade födosöksmiljöer. Genom att binda samman befintliga skogsbestånd med korridorer av uppvuxen skog skapas ett fladdermusvänligt landskap (SLU Artdatabanken, 2024; Skogsstyrelsen, 2016).</w:t>
-      </w:r>
-    </w:p>
-    <w:p>
-      <w:pPr>
-        <w:pStyle w:val="Heading2"/>
-      </w:pPr>
-      <w:r>
-        <w:t>Referenser – dvärgpipistrell</w:t>
-      </w:r>
-    </w:p>
-    <w:p>
-      <w:r>
-        <w:t xml:space="preserve">Skogsstyrelsen, 2016. </w:t>
-      </w:r>
-      <w:r>
-        <w:rPr>
-          <w:i/>
-        </w:rPr>
-        <w:t xml:space="preserve">Vägledning för hänsyn till pipistrell. </w:t>
-      </w:r>
-      <w:r>
-        <w:t>Vägledningar och kunskapsstöd artskydd - Skogsstyrelsen</w:t>
-      </w:r>
-    </w:p>
-    <w:p>
-      <w:r>
-        <w:t>SLU Artdatabanken, 2024.</w:t>
-      </w:r>
-      <w:r>
-        <w:rPr>
-          <w:i/>
-        </w:rPr>
-        <w:t xml:space="preserve">  Artfakta: dvärgpipistrell (Pipistrellus pygmaeus). </w:t>
-      </w:r>
-      <w:r>
-        <w:t>https://artfakta.se/taxa/205995</w:t>
       </w:r>
     </w:p>
     <w:p>
@@ -406,6 +334,60 @@
         <w:t>https://artfakta.se/taxa/205998</w:t>
       </w:r>
     </w:p>
+    <w:p>
+      <w:pPr>
+        <w:pStyle w:val="Heading1"/>
+      </w:pPr>
+      <w:r>
+        <w:t>Dvärgpipistrell – ekologi samt krav på livsmiljön</w:t>
+      </w:r>
+    </w:p>
+    <w:p>
+      <w:r>
+        <w:t>Dvärgpipistrell (§4a) omfattas av bilaga 4 EU:s art- och habitatdirektiv vilket innebär ett strikt skydd för arten och dess livsmiljöer. Arten förekommer i alla typer av glesare skogar men föredrar framförallt lövskog. Den födosöker inne bland träden och man hittar den i trädbärande beteshagar, i kantzoner mellan skog och odlingsmark, i närheten av vatten och i bymiljöer. Den undviker stora sammanhängande öppna miljöer såsom åkrar och hyggen. Skogsbruksåtgärder som leder till minskad förekomst av äldre, gles skog och då särskilt tillgång på hålträd och träd med löst sittande bark kan leda till brist på koloniplatser och viloplatser (SLU Artdatabanken, 2024; Skogsstyrelsen, 2016).</w:t>
+      </w:r>
+    </w:p>
+    <w:p>
+      <w:r>
+        <w:t>Fladdermöss är beroende av hänsyn på landskapsnivå och det är viktigt att alla typer av vatten och våtmarker samt fuktiga skogspartier återställs och bevaras. Sväm- och sumpskog ska alltid sparas, och äldre lövmiljöer bör alltid sparas för födosök, koloniplatser och viloplatser. Utöver kantzoner mot vatten och våtmarker bör tillräckligt breda skyddszoner av uppväxt skog sparas för att skapa och bevara vindskyddade födosöksmiljöer. Genom att binda samman befintliga skogsbestånd med korridorer av uppvuxen skog skapas ett fladdermusvänligt landskap (SLU Artdatabanken, 2024; Skogsstyrelsen, 2016).</w:t>
+      </w:r>
+    </w:p>
+    <w:p>
+      <w:pPr>
+        <w:pStyle w:val="Heading2"/>
+      </w:pPr>
+      <w:r>
+        <w:t>Referenser – dvärgpipistrell</w:t>
+      </w:r>
+    </w:p>
+    <w:p>
+      <w:r>
+        <w:t xml:space="preserve">Skogsstyrelsen, 2016. </w:t>
+      </w:r>
+      <w:r>
+        <w:rPr>
+          <w:i/>
+        </w:rPr>
+        <w:t xml:space="preserve">Vägledning för hänsyn till pipistrell. </w:t>
+      </w:r>
+      <w:r>
+        <w:t>Vägledningar och kunskapsstöd artskydd - Skogsstyrelsen</w:t>
+      </w:r>
+    </w:p>
+    <w:p>
+      <w:r>
+        <w:t>SLU Artdatabanken, 2024.</w:t>
+      </w:r>
+      <w:r>
+        <w:rPr>
+          <w:i/>
+        </w:rPr>
+        <w:t xml:space="preserve">  Artfakta: dvärgpipistrell (Pipistrellus pygmaeus). </w:t>
+      </w:r>
+      <w:r>
+        <w:t>https://artfakta.se/taxa/205995</w:t>
+      </w:r>
+    </w:p>
     <w:sectPr>
       <w:headerReference w:type="even" r:id="rId8"/>
       <w:headerReference w:type="default" r:id="rId9"/>
@@ -534,7 +516,7 @@
     <w:r>
       <w:tab/>
       <w:tab/>
-      <w:t>2026-06-20</w:t>
+      <w:t>2026-06-21</w:t>
       <w:br/>
       <w:br/>
     </w:r>

--- a/tillsyn/A 652-2025 tillsynsbegäran.docx
+++ b/tillsyn/A 652-2025 tillsynsbegäran.docx
@@ -516,7 +516,7 @@
     <w:r>
       <w:tab/>
       <w:tab/>
-      <w:t>2026-06-21</w:t>
+      <w:t>2026-06-22</w:t>
       <w:br/>
       <w:br/>
     </w:r>

--- a/tillsyn/A 652-2025 tillsynsbegäran.docx
+++ b/tillsyn/A 652-2025 tillsynsbegäran.docx
@@ -516,7 +516,7 @@
     <w:r>
       <w:tab/>
       <w:tab/>
-      <w:t>2026-06-22</w:t>
+      <w:t>2026-06-23</w:t>
       <w:br/>
       <w:br/>
     </w:r>

--- a/tillsyn/A 652-2025 tillsynsbegäran.docx
+++ b/tillsyn/A 652-2025 tillsynsbegäran.docx
@@ -516,7 +516,7 @@
     <w:r>
       <w:tab/>
       <w:tab/>
-      <w:t>2026-06-23</w:t>
+      <w:t>2026-06-24</w:t>
       <w:br/>
       <w:br/>
     </w:r>

--- a/tillsyn/A 652-2025 tillsynsbegäran.docx
+++ b/tillsyn/A 652-2025 tillsynsbegäran.docx
@@ -516,7 +516,7 @@
     <w:r>
       <w:tab/>
       <w:tab/>
-      <w:t>2026-06-24</w:t>
+      <w:t>2026-06-25</w:t>
       <w:br/>
       <w:br/>
     </w:r>

--- a/tillsyn/A 652-2025 tillsynsbegäran.docx
+++ b/tillsyn/A 652-2025 tillsynsbegäran.docx
@@ -516,7 +516,7 @@
     <w:r>
       <w:tab/>
       <w:tab/>
-      <w:t>2026-06-25</w:t>
+      <w:t>2026-06-26</w:t>
       <w:br/>
       <w:br/>
     </w:r>

--- a/tillsyn/A 652-2025 tillsynsbegäran.docx
+++ b/tillsyn/A 652-2025 tillsynsbegäran.docx
@@ -516,7 +516,7 @@
     <w:r>
       <w:tab/>
       <w:tab/>
-      <w:t>2026-06-26</w:t>
+      <w:t>2026-06-27</w:t>
       <w:br/>
       <w:br/>
     </w:r>

--- a/tillsyn/A 652-2025 tillsynsbegäran.docx
+++ b/tillsyn/A 652-2025 tillsynsbegäran.docx
@@ -516,7 +516,7 @@
     <w:r>
       <w:tab/>
       <w:tab/>
-      <w:t>2026-06-27</w:t>
+      <w:t>2026-06-28</w:t>
       <w:br/>
       <w:br/>
     </w:r>

--- a/tillsyn/A 652-2025 tillsynsbegäran.docx
+++ b/tillsyn/A 652-2025 tillsynsbegäran.docx
@@ -516,7 +516,7 @@
     <w:r>
       <w:tab/>
       <w:tab/>
-      <w:t>2026-06-28</w:t>
+      <w:t>2026-06-29</w:t>
       <w:br/>
       <w:br/>
     </w:r>

--- a/tillsyn/A 652-2025 tillsynsbegäran.docx
+++ b/tillsyn/A 652-2025 tillsynsbegäran.docx
@@ -516,7 +516,7 @@
     <w:r>
       <w:tab/>
       <w:tab/>
-      <w:t>2026-06-29</w:t>
+      <w:t>2026-06-30</w:t>
       <w:br/>
       <w:br/>
     </w:r>

--- a/tillsyn/A 652-2025 tillsynsbegäran.docx
+++ b/tillsyn/A 652-2025 tillsynsbegäran.docx
@@ -516,7 +516,7 @@
     <w:r>
       <w:tab/>
       <w:tab/>
-      <w:t>2026-06-30</w:t>
+      <w:t>2026-07-01</w:t>
       <w:br/>
       <w:br/>
     </w:r>

--- a/tillsyn/A 652-2025 tillsynsbegäran.docx
+++ b/tillsyn/A 652-2025 tillsynsbegäran.docx
@@ -516,7 +516,7 @@
     <w:r>
       <w:tab/>
       <w:tab/>
-      <w:t>2026-07-01</w:t>
+      <w:t>2026-07-02</w:t>
       <w:br/>
       <w:br/>
     </w:r>

--- a/tillsyn/A 652-2025 tillsynsbegäran.docx
+++ b/tillsyn/A 652-2025 tillsynsbegäran.docx
@@ -516,7 +516,7 @@
     <w:r>
       <w:tab/>
       <w:tab/>
-      <w:t>2026-07-13</w:t>
+      <w:t>2026-07-14</w:t>
       <w:br/>
       <w:br/>
     </w:r>

--- a/tillsyn/A 652-2025 tillsynsbegäran.docx
+++ b/tillsyn/A 652-2025 tillsynsbegäran.docx
@@ -516,7 +516,7 @@
     <w:r>
       <w:tab/>
       <w:tab/>
-      <w:t>2026-07-14</w:t>
+      <w:t>2026-07-15</w:t>
       <w:br/>
       <w:br/>
     </w:r>

--- a/tillsyn/A 652-2025 tillsynsbegäran.docx
+++ b/tillsyn/A 652-2025 tillsynsbegäran.docx
@@ -516,7 +516,7 @@
     <w:r>
       <w:tab/>
       <w:tab/>
-      <w:t>2026-07-15</w:t>
+      <w:t>2026-07-16</w:t>
       <w:br/>
       <w:br/>
     </w:r>

--- a/tillsyn/A 652-2025 tillsynsbegäran.docx
+++ b/tillsyn/A 652-2025 tillsynsbegäran.docx
@@ -516,7 +516,7 @@
     <w:r>
       <w:tab/>
       <w:tab/>
-      <w:t>2026-07-16</w:t>
+      <w:t>2026-07-17</w:t>
       <w:br/>
       <w:br/>
     </w:r>

--- a/tillsyn/A 652-2025 tillsynsbegäran.docx
+++ b/tillsyn/A 652-2025 tillsynsbegäran.docx
@@ -516,7 +516,7 @@
     <w:r>
       <w:tab/>
       <w:tab/>
-      <w:t>2026-07-17</w:t>
+      <w:t>2026-07-18</w:t>
       <w:br/>
       <w:br/>
     </w:r>

--- a/tillsyn/A 652-2025 tillsynsbegäran.docx
+++ b/tillsyn/A 652-2025 tillsynsbegäran.docx
@@ -516,7 +516,7 @@
     <w:r>
       <w:tab/>
       <w:tab/>
-      <w:t>2026-07-18</w:t>
+      <w:t>2026-07-19</w:t>
       <w:br/>
       <w:br/>
     </w:r>

--- a/tillsyn/A 652-2025 tillsynsbegäran.docx
+++ b/tillsyn/A 652-2025 tillsynsbegäran.docx
@@ -516,7 +516,7 @@
     <w:r>
       <w:tab/>
       <w:tab/>
-      <w:t>2026-07-19</w:t>
+      <w:t>2026-07-20</w:t>
       <w:br/>
       <w:br/>
     </w:r>

--- a/tillsyn/A 652-2025 tillsynsbegäran.docx
+++ b/tillsyn/A 652-2025 tillsynsbegäran.docx
@@ -516,7 +516,7 @@
     <w:r>
       <w:tab/>
       <w:tab/>
-      <w:t>2026-07-20</w:t>
+      <w:t>2026-07-21</w:t>
       <w:br/>
       <w:br/>
     </w:r>

--- a/tillsyn/A 652-2025 tillsynsbegäran.docx
+++ b/tillsyn/A 652-2025 tillsynsbegäran.docx
@@ -516,7 +516,7 @@
     <w:r>
       <w:tab/>
       <w:tab/>
-      <w:t>2026-07-21</w:t>
+      <w:t>2026-07-22</w:t>
       <w:br/>
       <w:br/>
     </w:r>

--- a/tillsyn/A 652-2025 tillsynsbegäran.docx
+++ b/tillsyn/A 652-2025 tillsynsbegäran.docx
@@ -516,7 +516,7 @@
     <w:r>
       <w:tab/>
       <w:tab/>
-      <w:t>2026-07-22</w:t>
+      <w:t>2026-07-23</w:t>
       <w:br/>
       <w:br/>
     </w:r>

--- a/tillsyn/A 652-2025 tillsynsbegäran.docx
+++ b/tillsyn/A 652-2025 tillsynsbegäran.docx
@@ -516,7 +516,7 @@
     <w:r>
       <w:tab/>
       <w:tab/>
-      <w:t>2026-07-23</w:t>
+      <w:t>2026-07-24</w:t>
       <w:br/>
       <w:br/>
     </w:r>

--- a/tillsyn/A 652-2025 tillsynsbegäran.docx
+++ b/tillsyn/A 652-2025 tillsynsbegäran.docx
@@ -516,7 +516,7 @@
     <w:r>
       <w:tab/>
       <w:tab/>
-      <w:t>2026-07-24</w:t>
+      <w:t>2026-07-25</w:t>
       <w:br/>
       <w:br/>
     </w:r>

--- a/tillsyn/A 652-2025 tillsynsbegäran.docx
+++ b/tillsyn/A 652-2025 tillsynsbegäran.docx
@@ -516,7 +516,7 @@
     <w:r>
       <w:tab/>
       <w:tab/>
-      <w:t>2026-07-25</w:t>
+      <w:t>2026-07-26</w:t>
       <w:br/>
       <w:br/>
     </w:r>

--- a/tillsyn/A 652-2025 tillsynsbegäran.docx
+++ b/tillsyn/A 652-2025 tillsynsbegäran.docx
@@ -516,7 +516,7 @@
     <w:r>
       <w:tab/>
       <w:tab/>
-      <w:t>2026-07-26</w:t>
+      <w:t>2026-07-27</w:t>
       <w:br/>
       <w:br/>
     </w:r>

--- a/tillsyn/A 652-2025 tillsynsbegäran.docx
+++ b/tillsyn/A 652-2025 tillsynsbegäran.docx
@@ -516,7 +516,7 @@
     <w:r>
       <w:tab/>
       <w:tab/>
-      <w:t>2026-07-27</w:t>
+      <w:t>2026-07-28</w:t>
       <w:br/>
       <w:br/>
     </w:r>

--- a/tillsyn/A 652-2025 tillsynsbegäran.docx
+++ b/tillsyn/A 652-2025 tillsynsbegäran.docx
@@ -516,7 +516,7 @@
     <w:r>
       <w:tab/>
       <w:tab/>
-      <w:t>2026-07-28</w:t>
+      <w:t>2026-07-29</w:t>
       <w:br/>
       <w:br/>
     </w:r>

--- a/tillsyn/A 652-2025 tillsynsbegäran.docx
+++ b/tillsyn/A 652-2025 tillsynsbegäran.docx
@@ -516,7 +516,7 @@
     <w:r>
       <w:tab/>
       <w:tab/>
-      <w:t>2026-07-29</w:t>
+      <w:t>2026-07-30</w:t>
       <w:br/>
       <w:br/>
     </w:r>

--- a/tillsyn/A 652-2025 tillsynsbegäran.docx
+++ b/tillsyn/A 652-2025 tillsynsbegäran.docx
@@ -516,7 +516,7 @@
     <w:r>
       <w:tab/>
       <w:tab/>
-      <w:t>2026-07-30</w:t>
+      <w:t>2026-07-31</w:t>
       <w:br/>
       <w:br/>
     </w:r>

--- a/tillsyn/A 652-2025 tillsynsbegäran.docx
+++ b/tillsyn/A 652-2025 tillsynsbegäran.docx
@@ -516,7 +516,7 @@
     <w:r>
       <w:tab/>
       <w:tab/>
-      <w:t>2026-07-31</w:t>
+      <w:t>2026-08-01</w:t>
       <w:br/>
       <w:br/>
     </w:r>

--- a/tillsyn/A 652-2025 tillsynsbegäran.docx
+++ b/tillsyn/A 652-2025 tillsynsbegäran.docx
@@ -516,7 +516,7 @@
     <w:r>
       <w:tab/>
       <w:tab/>
-      <w:t>2026-08-01</w:t>
+      <w:t>2026-08-02</w:t>
       <w:br/>
       <w:br/>
     </w:r>

--- a/tillsyn/A 652-2025 tillsynsbegäran.docx
+++ b/tillsyn/A 652-2025 tillsynsbegäran.docx
@@ -516,7 +516,7 @@
     <w:r>
       <w:tab/>
       <w:tab/>
-      <w:t>2026-08-02</w:t>
+      <w:t>2026-08-03</w:t>
       <w:br/>
       <w:br/>
     </w:r>

--- a/tillsyn/A 652-2025 tillsynsbegäran.docx
+++ b/tillsyn/A 652-2025 tillsynsbegäran.docx
@@ -516,7 +516,7 @@
     <w:r>
       <w:tab/>
       <w:tab/>
-      <w:t>2026-08-03</w:t>
+      <w:t>2026-08-05</w:t>
       <w:br/>
       <w:br/>
     </w:r>

--- a/tillsyn/A 652-2025 tillsynsbegäran.docx
+++ b/tillsyn/A 652-2025 tillsynsbegäran.docx
@@ -516,7 +516,7 @@
     <w:r>
       <w:tab/>
       <w:tab/>
-      <w:t>2026-08-05</w:t>
+      <w:t>2026-08-07</w:t>
       <w:br/>
       <w:br/>
     </w:r>

--- a/tillsyn/A 652-2025 tillsynsbegäran.docx
+++ b/tillsyn/A 652-2025 tillsynsbegäran.docx
@@ -516,7 +516,7 @@
     <w:r>
       <w:tab/>
       <w:tab/>
-      <w:t>2026-08-07</w:t>
+      <w:t>2026-08-08</w:t>
       <w:br/>
       <w:br/>
     </w:r>

--- a/tillsyn/A 652-2025 tillsynsbegäran.docx
+++ b/tillsyn/A 652-2025 tillsynsbegäran.docx
@@ -60,7 +60,7 @@
         <w:spacing w:after="240"/>
       </w:pPr>
       <w:r>
-        <w:t>Figur 1. Fyndplatser för naturvårdsarter inom 17 meter från avverkningsanmälan. Markörer utan svart kant är placerade på fyndplatsen. Markörer med svart kant är placerade vid sidan av fyndplatsen har ett svart streck som visar fyndplatsens exakta position. Kartans mittpunktskoordinat är N 6626967, E 681707 i SWEREF 99 TM.</w:t>
+        <w:t>Figur 1. Fyndplatser för naturvårdsarter inom 17 meter från avverkningsanmälan. Markörer utan svart kant är placerade på fyndplatsen. Markörer med svart kant är placerade vid sidan av fyndplatsen och har ett svart streck som visar fyndplatsens exakta position. Kartans mittpunktskoordinat är N 6626967, E 681707 i SWEREF 99 TM.</w:t>
       </w:r>
     </w:p>
     <w:p>
@@ -516,7 +516,7 @@
     <w:r>
       <w:tab/>
       <w:tab/>
-      <w:t>2026-08-14</w:t>
+      <w:t>2026-08-15</w:t>
       <w:br/>
       <w:br/>
     </w:r>

--- a/tillsyn/A 652-2025 tillsynsbegäran.docx
+++ b/tillsyn/A 652-2025 tillsynsbegäran.docx
@@ -516,7 +516,7 @@
     <w:r>
       <w:tab/>
       <w:tab/>
-      <w:t>2026-08-15</w:t>
+      <w:t>2026-08-16</w:t>
       <w:br/>
       <w:br/>
     </w:r>

--- a/tillsyn/A 652-2025 tillsynsbegäran.docx
+++ b/tillsyn/A 652-2025 tillsynsbegäran.docx
@@ -516,7 +516,7 @@
     <w:r>
       <w:tab/>
       <w:tab/>
-      <w:t>2026-08-16</w:t>
+      <w:t>2026-08-17</w:t>
       <w:br/>
       <w:br/>
     </w:r>

--- a/tillsyn/A 652-2025 tillsynsbegäran.docx
+++ b/tillsyn/A 652-2025 tillsynsbegäran.docx
@@ -516,7 +516,7 @@
     <w:r>
       <w:tab/>
       <w:tab/>
-      <w:t>2026-08-17</w:t>
+      <w:t>2026-08-18</w:t>
       <w:br/>
       <w:br/>
     </w:r>

--- a/tillsyn/A 652-2025 tillsynsbegäran.docx
+++ b/tillsyn/A 652-2025 tillsynsbegäran.docx
@@ -516,7 +516,7 @@
     <w:r>
       <w:tab/>
       <w:tab/>
-      <w:t>2026-08-18</w:t>
+      <w:t>2026-08-19</w:t>
       <w:br/>
       <w:br/>
     </w:r>

--- a/tillsyn/A 652-2025 tillsynsbegäran.docx
+++ b/tillsyn/A 652-2025 tillsynsbegäran.docx
@@ -516,7 +516,7 @@
     <w:r>
       <w:tab/>
       <w:tab/>
-      <w:t>2026-08-19</w:t>
+      <w:t>2026-08-20</w:t>
       <w:br/>
       <w:br/>
     </w:r>

--- a/tillsyn/A 652-2025 tillsynsbegäran.docx
+++ b/tillsyn/A 652-2025 tillsynsbegäran.docx
@@ -516,7 +516,7 @@
     <w:r>
       <w:tab/>
       <w:tab/>
-      <w:t>2026-08-20</w:t>
+      <w:t>2026-08-21</w:t>
       <w:br/>
       <w:br/>
     </w:r>

--- a/tillsyn/A 652-2025 tillsynsbegäran.docx
+++ b/tillsyn/A 652-2025 tillsynsbegäran.docx
@@ -516,7 +516,7 @@
     <w:r>
       <w:tab/>
       <w:tab/>
-      <w:t>2026-08-21</w:t>
+      <w:t>2026-08-22</w:t>
       <w:br/>
       <w:br/>
     </w:r>

--- a/tillsyn/A 652-2025 tillsynsbegäran.docx
+++ b/tillsyn/A 652-2025 tillsynsbegäran.docx
@@ -516,7 +516,7 @@
     <w:r>
       <w:tab/>
       <w:tab/>
-      <w:t>2026-08-22</w:t>
+      <w:t>2026-08-23</w:t>
       <w:br/>
       <w:br/>
     </w:r>

--- a/tillsyn/A 652-2025 tillsynsbegäran.docx
+++ b/tillsyn/A 652-2025 tillsynsbegäran.docx
@@ -516,7 +516,7 @@
     <w:r>
       <w:tab/>
       <w:tab/>
-      <w:t>2026-08-23</w:t>
+      <w:t>2026-08-24</w:t>
       <w:br/>
       <w:br/>
     </w:r>

--- a/tillsyn/A 652-2025 tillsynsbegäran.docx
+++ b/tillsyn/A 652-2025 tillsynsbegäran.docx
@@ -516,7 +516,7 @@
     <w:r>
       <w:tab/>
       <w:tab/>
-      <w:t>2026-08-24</w:t>
+      <w:t>2026-08-25</w:t>
       <w:br/>
       <w:br/>
     </w:r>

--- a/tillsyn/A 652-2025 tillsynsbegäran.docx
+++ b/tillsyn/A 652-2025 tillsynsbegäran.docx
@@ -516,7 +516,7 @@
     <w:r>
       <w:tab/>
       <w:tab/>
-      <w:t>2026-08-25</w:t>
+      <w:t>2026-08-26</w:t>
       <w:br/>
       <w:br/>
     </w:r>

--- a/tillsyn/A 652-2025 tillsynsbegäran.docx
+++ b/tillsyn/A 652-2025 tillsynsbegäran.docx
@@ -516,7 +516,7 @@
     <w:r>
       <w:tab/>
       <w:tab/>
-      <w:t>2026-08-26</w:t>
+      <w:t>2026-08-27</w:t>
       <w:br/>
       <w:br/>
     </w:r>

--- a/tillsyn/A 652-2025 tillsynsbegäran.docx
+++ b/tillsyn/A 652-2025 tillsynsbegäran.docx
@@ -516,7 +516,7 @@
     <w:r>
       <w:tab/>
       <w:tab/>
-      <w:t>2026-08-27</w:t>
+      <w:t>2026-08-28</w:t>
       <w:br/>
       <w:br/>
     </w:r>

--- a/tillsyn/A 652-2025 tillsynsbegäran.docx
+++ b/tillsyn/A 652-2025 tillsynsbegäran.docx
@@ -516,7 +516,7 @@
     <w:r>
       <w:tab/>
       <w:tab/>
-      <w:t>2026-08-28</w:t>
+      <w:t>2026-08-29</w:t>
       <w:br/>
       <w:br/>
     </w:r>

--- a/tillsyn/A 652-2025 tillsynsbegäran.docx
+++ b/tillsyn/A 652-2025 tillsynsbegäran.docx
@@ -516,7 +516,7 @@
     <w:r>
       <w:tab/>
       <w:tab/>
-      <w:t>2026-08-29</w:t>
+      <w:t>2026-08-31</w:t>
       <w:br/>
       <w:br/>
     </w:r>

--- a/tillsyn/A 652-2025 tillsynsbegäran.docx
+++ b/tillsyn/A 652-2025 tillsynsbegäran.docx
@@ -516,7 +516,7 @@
     <w:r>
       <w:tab/>
       <w:tab/>
-      <w:t>2026-08-31</w:t>
+      <w:t>2026-09-01</w:t>
       <w:br/>
       <w:br/>
     </w:r>

--- a/tillsyn/A 652-2025 tillsynsbegäran.docx
+++ b/tillsyn/A 652-2025 tillsynsbegäran.docx
@@ -516,7 +516,7 @@
     <w:r>
       <w:tab/>
       <w:tab/>
-      <w:t>2026-09-01</w:t>
+      <w:t>2026-09-02</w:t>
       <w:br/>
       <w:br/>
     </w:r>

--- a/tillsyn/A 652-2025 tillsynsbegäran.docx
+++ b/tillsyn/A 652-2025 tillsynsbegäran.docx
@@ -516,7 +516,7 @@
     <w:r>
       <w:tab/>
       <w:tab/>
-      <w:t>2026-09-02</w:t>
+      <w:t>2026-09-03</w:t>
       <w:br/>
       <w:br/>
     </w:r>

--- a/tillsyn/A 652-2025 tillsynsbegäran.docx
+++ b/tillsyn/A 652-2025 tillsynsbegäran.docx
@@ -516,7 +516,7 @@
     <w:r>
       <w:tab/>
       <w:tab/>
-      <w:t>2026-09-03</w:t>
+      <w:t>2026-09-04</w:t>
       <w:br/>
       <w:br/>
     </w:r>

--- a/tillsyn/A 652-2025 tillsynsbegäran.docx
+++ b/tillsyn/A 652-2025 tillsynsbegäran.docx
@@ -516,7 +516,7 @@
     <w:r>
       <w:tab/>
       <w:tab/>
-      <w:t>2026-09-04</w:t>
+      <w:t>2026-09-05</w:t>
       <w:br/>
       <w:br/>
     </w:r>

--- a/tillsyn/A 652-2025 tillsynsbegäran.docx
+++ b/tillsyn/A 652-2025 tillsynsbegäran.docx
@@ -516,7 +516,7 @@
     <w:r>
       <w:tab/>
       <w:tab/>
-      <w:t>2026-09-05</w:t>
+      <w:t>2026-09-06</w:t>
       <w:br/>
       <w:br/>
     </w:r>

--- a/tillsyn/A 652-2025 tillsynsbegäran.docx
+++ b/tillsyn/A 652-2025 tillsynsbegäran.docx
@@ -516,7 +516,7 @@
     <w:r>
       <w:tab/>
       <w:tab/>
-      <w:t>2026-09-06</w:t>
+      <w:t>2026-09-07</w:t>
       <w:br/>
       <w:br/>
     </w:r>

--- a/tillsyn/A 652-2025 tillsynsbegäran.docx
+++ b/tillsyn/A 652-2025 tillsynsbegäran.docx
@@ -516,7 +516,7 @@
     <w:r>
       <w:tab/>
       <w:tab/>
-      <w:t>2026-09-07</w:t>
+      <w:t>2026-09-08</w:t>
       <w:br/>
       <w:br/>
     </w:r>

--- a/tillsyn/A 652-2025 tillsynsbegäran.docx
+++ b/tillsyn/A 652-2025 tillsynsbegäran.docx
@@ -516,7 +516,7 @@
     <w:r>
       <w:tab/>
       <w:tab/>
-      <w:t>2026-09-08</w:t>
+      <w:t>2026-09-09</w:t>
       <w:br/>
       <w:br/>
     </w:r>

--- a/tillsyn/A 652-2025 tillsynsbegäran.docx
+++ b/tillsyn/A 652-2025 tillsynsbegäran.docx
@@ -516,7 +516,7 @@
     <w:r>
       <w:tab/>
       <w:tab/>
-      <w:t>2026-09-09</w:t>
+      <w:t>2026-09-10</w:t>
       <w:br/>
       <w:br/>
     </w:r>

--- a/tillsyn/A 652-2025 tillsynsbegäran.docx
+++ b/tillsyn/A 652-2025 tillsynsbegäran.docx
@@ -516,7 +516,7 @@
     <w:r>
       <w:tab/>
       <w:tab/>
-      <w:t>2026-09-10</w:t>
+      <w:t>2026-09-11</w:t>
       <w:br/>
       <w:br/>
     </w:r>

--- a/tillsyn/A 652-2025 tillsynsbegäran.docx
+++ b/tillsyn/A 652-2025 tillsynsbegäran.docx
@@ -516,7 +516,7 @@
     <w:r>
       <w:tab/>
       <w:tab/>
-      <w:t>2026-09-11</w:t>
+      <w:t>2026-09-12</w:t>
       <w:br/>
       <w:br/>
     </w:r>

--- a/tillsyn/A 652-2025 tillsynsbegäran.docx
+++ b/tillsyn/A 652-2025 tillsynsbegäran.docx
@@ -516,7 +516,7 @@
     <w:r>
       <w:tab/>
       <w:tab/>
-      <w:t>2026-09-12</w:t>
+      <w:t>2026-09-13</w:t>
       <w:br/>
       <w:br/>
     </w:r>
